--- a/docs/B_KyThuat_TraCuuTienMCCT_CungChiTraLuyKe.docx
+++ b/docs/B_KyThuat_TraCuuTienMCCT_CungChiTraLuyKe.docx
@@ -9882,18 +9882,6 @@
                 <w:rFonts w:ascii="Consolas" w:hAnsi="Consolas" w:eastAsia="Consolas"/>
                 <w:sz w:val="18"/>
               </w:rPr>
-              <w:t>HIS.CHECK_HEIN_CARD.BHXH__API_MCCT           (mặc định: api/TraCuuCCT/TraCuuTienMCCT)</w:t>
-            </w:r>
-          </w:p>
-          <w:p>
-            <w:pPr>
-              <w:spacing w:before="0" w:after="0" w:line="240" w:lineRule="auto"/>
-            </w:pPr>
-            <w:r>
-              <w:rPr>
-                <w:rFonts w:ascii="Consolas" w:hAnsi="Consolas" w:eastAsia="Consolas"/>
-                <w:sz w:val="18"/>
-              </w:rPr>
               <w:t>HIS.CHECK_HEIN_CARD.BHXH__AUTO_CHECK_MCCT    (0 = tắt tự động, 1 = bật)</w:t>
             </w:r>
           </w:p>
@@ -9901,6 +9889,72 @@
       </w:tr>
     </w:tbl>
     <w:p/>
+    <w:p>
+      <w:pPr>
+        <w:spacing w:after="120"/>
+        <w:jc w:val="both"/>
+      </w:pPr>
+      <w:r>
+        <w:rPr>
+          <w:b/>
+        </w:rPr>
+        <w:t>Đường dẫn API cố định trong code</w:t>
+      </w:r>
+      <w:r>
+        <w:t>, không đưa ra cấu hình:</w:t>
+      </w:r>
+    </w:p>
+    <w:tbl>
+      <w:tblPr>
+        <w:tblW w:type="auto" w:w="0"/>
+        <w:jc w:val="left"/>
+        <w:tblLook w:firstColumn="1" w:firstRow="1" w:lastColumn="0" w:lastRow="0" w:noHBand="0" w:noVBand="1" w:val="04A0"/>
+      </w:tblPr>
+      <w:tblGrid>
+        <w:gridCol w:w="9973"/>
+      </w:tblGrid>
+      <w:tr>
+        <w:tc>
+          <w:tcPr>
+            <w:tcW w:type="dxa" w:w="9973"/>
+            <w:shd w:val="clear" w:fill="F4F5F7"/>
+          </w:tcPr>
+          <w:p>
+            <w:pPr>
+              <w:spacing w:before="0" w:after="0" w:line="240" w:lineRule="auto"/>
+            </w:pPr>
+            <w:r>
+              <w:rPr>
+                <w:rFonts w:ascii="Consolas" w:hAnsi="Consolas" w:eastAsia="Consolas"/>
+                <w:sz w:val="18"/>
+              </w:rPr>
+              <w:t>api/TraCuuCCT/TraCuuTienMCCT</w:t>
+            </w:r>
+          </w:p>
+        </w:tc>
+      </w:tr>
+    </w:tbl>
+    <w:p/>
+    <w:p>
+      <w:pPr>
+        <w:spacing w:after="120"/>
+        <w:jc w:val="both"/>
+      </w:pPr>
+      <w:r>
+        <w:t xml:space="preserve">Đây là hằng số </w:t>
+      </w:r>
+      <w:r>
+        <w:rPr>
+          <w:rFonts w:ascii="Consolas" w:hAnsi="Consolas" w:eastAsia="Consolas"/>
+          <w:color w:val="A31D1D"/>
+          <w:sz w:val="19"/>
+        </w:rPr>
+        <w:t>API_MCCT</w:t>
+      </w:r>
+      <w:r>
+        <w:t xml:space="preserve"> trong lớp gọi API. Đường dẫn do cổng BHXH quy định, không thay đổi theo từng bệnh viện, nên không cần khai báo cấu hình — bớt một khoản phải thiết lập khi triển khai và loại luôn khả năng gõ sai.</w:t>
+      </w:r>
+    </w:p>
     <w:p>
       <w:pPr>
         <w:ind w:left="340"/>
@@ -10150,7 +10204,7 @@
               <w:rPr>
                 <w:sz w:val="20"/>
               </w:rPr>
-              <w:t xml:space="preserve"> lớp gọi API — bổ sung hàm tra cứu MCCT dùng HTTP header và body JSON</w:t>
+              <w:t xml:space="preserve"> lớp gọi API — bổ sung hàm tra cứu MCCT dùng HTTP header và body JSON, đường dẫn cố định bằng hằng số</w:t>
             </w:r>
           </w:p>
         </w:tc>
@@ -10227,7 +10281,7 @@
               <w:rPr>
                 <w:sz w:val="20"/>
               </w:rPr>
-              <w:t xml:space="preserve"> — thêm 2 tham số cấu hình mới (xem 3.1)</w:t>
+              <w:t xml:space="preserve"> — thêm cờ bật/tắt tra cứu tự động (xem 3.1)</w:t>
             </w:r>
           </w:p>
         </w:tc>

--- a/docs/B_KyThuat_TraCuuTienMCCT_CungChiTraLuyKe.docx
+++ b/docs/B_KyThuat_TraCuuTienMCCT_CungChiTraLuyKe.docx
@@ -11691,6 +11691,1821 @@
       </w:r>
       <w:r>
         <w:t>.</w:t>
+      </w:r>
+    </w:p>
+    <w:p>
+      <w:pPr>
+        <w:pBdr>
+          <w:bottom w:val="single" w:sz="6" w:color="C6CBD4"/>
+        </w:pBdr>
+      </w:pPr>
+    </w:p>
+    <w:p>
+      <w:pPr>
+        <w:pStyle w:val="Heading1"/>
+      </w:pPr>
+      <w:r>
+        <w:rPr>
+          <w:rFonts w:ascii="Times New Roman" w:hAnsi="Times New Roman" w:eastAsia="Times New Roman"/>
+        </w:rPr>
+        <w:t>PHẦN 5. ÁP DỤNG CHO MÀN HÌNH TIẾP ĐÓN (RegisterV2)</w:t>
+      </w:r>
+    </w:p>
+    <w:p>
+      <w:pPr>
+        <w:pStyle w:val="Heading2"/>
+      </w:pPr>
+      <w:r>
+        <w:rPr>
+          <w:rFonts w:ascii="Times New Roman" w:hAnsi="Times New Roman" w:eastAsia="Times New Roman"/>
+        </w:rPr>
+        <w:t>5.1 Vì sao phải làm riêng</w:t>
+      </w:r>
+    </w:p>
+    <w:p>
+      <w:pPr>
+        <w:spacing w:after="120"/>
+        <w:jc w:val="both"/>
+      </w:pPr>
+      <w:r>
+        <w:t>Hai màn hình dùng hai User Control khác nhau cho thẻ BHYT:</w:t>
+      </w:r>
+    </w:p>
+    <w:tbl>
+      <w:tblPr>
+        <w:tblStyle w:val="TableGrid"/>
+        <w:tblW w:type="auto" w:w="0"/>
+        <w:jc w:val="center"/>
+        <w:tblLook w:firstColumn="1" w:firstRow="1" w:lastColumn="0" w:lastRow="0" w:noHBand="0" w:noVBand="1" w:val="04A0"/>
+      </w:tblPr>
+      <w:tblGrid>
+        <w:gridCol w:w="3324"/>
+        <w:gridCol w:w="3324"/>
+        <w:gridCol w:w="3324"/>
+      </w:tblGrid>
+      <w:tr>
+        <w:tc>
+          <w:tcPr>
+            <w:tcW w:type="dxa" w:w="3324"/>
+            <w:shd w:val="clear" w:fill="1F3A5F"/>
+          </w:tcPr>
+          <w:p>
+            <w:pPr>
+              <w:spacing w:before="40" w:after="40"/>
+            </w:pPr>
+            <w:r>
+              <w:rPr>
+                <w:rFonts w:ascii="Times New Roman" w:hAnsi="Times New Roman"/>
+                <w:b/>
+                <w:color w:val="FFFFFF"/>
+                <w:sz w:val="20"/>
+              </w:rPr>
+            </w:r>
+          </w:p>
+        </w:tc>
+        <w:tc>
+          <w:tcPr>
+            <w:tcW w:type="dxa" w:w="3324"/>
+            <w:shd w:val="clear" w:fill="1F3A5F"/>
+          </w:tcPr>
+          <w:p>
+            <w:pPr>
+              <w:spacing w:before="40" w:after="40"/>
+            </w:pPr>
+            <w:r>
+              <w:rPr>
+                <w:rFonts w:ascii="Times New Roman" w:hAnsi="Times New Roman"/>
+                <w:b/>
+                <w:color w:val="FFFFFF"/>
+                <w:sz w:val="20"/>
+              </w:rPr>
+              <w:t>Đối tượng điều trị</w:t>
+            </w:r>
+          </w:p>
+        </w:tc>
+        <w:tc>
+          <w:tcPr>
+            <w:tcW w:type="dxa" w:w="3324"/>
+            <w:shd w:val="clear" w:fill="1F3A5F"/>
+          </w:tcPr>
+          <w:p>
+            <w:pPr>
+              <w:spacing w:before="40" w:after="40"/>
+            </w:pPr>
+            <w:r>
+              <w:rPr>
+                <w:rFonts w:ascii="Times New Roman" w:hAnsi="Times New Roman"/>
+                <w:b/>
+                <w:color w:val="FFFFFF"/>
+                <w:sz w:val="20"/>
+              </w:rPr>
+              <w:t>Tiếp đón</w:t>
+            </w:r>
+          </w:p>
+        </w:tc>
+      </w:tr>
+      <w:tr>
+        <w:tc>
+          <w:tcPr>
+            <w:tcW w:type="dxa" w:w="3324"/>
+          </w:tcPr>
+          <w:p>
+            <w:pPr>
+              <w:spacing w:before="40" w:after="40"/>
+            </w:pPr>
+            <w:r>
+              <w:rPr>
+                <w:sz w:val="20"/>
+              </w:rPr>
+              <w:t>Plugin</w:t>
+            </w:r>
+          </w:p>
+        </w:tc>
+        <w:tc>
+          <w:tcPr>
+            <w:tcW w:type="dxa" w:w="3324"/>
+          </w:tcPr>
+          <w:p>
+            <w:pPr>
+              <w:spacing w:before="40" w:after="40"/>
+            </w:pPr>
+            <w:r>
+              <w:rPr>
+                <w:rFonts w:ascii="Consolas" w:hAnsi="Consolas" w:eastAsia="Consolas"/>
+                <w:color w:val="A31D1D"/>
+                <w:sz w:val="19"/>
+              </w:rPr>
+              <w:t>HIS.Desktop.Plugins.CallPatientTypeAlter</w:t>
+            </w:r>
+          </w:p>
+        </w:tc>
+        <w:tc>
+          <w:tcPr>
+            <w:tcW w:type="dxa" w:w="3324"/>
+          </w:tcPr>
+          <w:p>
+            <w:pPr>
+              <w:spacing w:before="40" w:after="40"/>
+            </w:pPr>
+            <w:r>
+              <w:rPr>
+                <w:rFonts w:ascii="Consolas" w:hAnsi="Consolas" w:eastAsia="Consolas"/>
+                <w:color w:val="A31D1D"/>
+                <w:sz w:val="19"/>
+              </w:rPr>
+              <w:t>HIS.Desktop.Plugins.RegisterV2</w:t>
+            </w:r>
+          </w:p>
+        </w:tc>
+      </w:tr>
+      <w:tr>
+        <w:tc>
+          <w:tcPr>
+            <w:tcW w:type="dxa" w:w="3324"/>
+            <w:shd w:val="clear" w:fill="F7F8FA"/>
+          </w:tcPr>
+          <w:p>
+            <w:pPr>
+              <w:spacing w:before="40" w:after="40"/>
+            </w:pPr>
+            <w:r>
+              <w:rPr>
+                <w:sz w:val="20"/>
+              </w:rPr>
+              <w:t>UC thẻ BHYT</w:t>
+            </w:r>
+          </w:p>
+        </w:tc>
+        <w:tc>
+          <w:tcPr>
+            <w:tcW w:type="dxa" w:w="3324"/>
+            <w:shd w:val="clear" w:fill="F7F8FA"/>
+          </w:tcPr>
+          <w:p>
+            <w:pPr>
+              <w:spacing w:before="40" w:after="40"/>
+            </w:pPr>
+            <w:r>
+              <w:rPr>
+                <w:rFonts w:ascii="Consolas" w:hAnsi="Consolas" w:eastAsia="Consolas"/>
+                <w:color w:val="A31D1D"/>
+                <w:sz w:val="19"/>
+              </w:rPr>
+              <w:t>His.UC.UCHein</w:t>
+            </w:r>
+            <w:r>
+              <w:rPr>
+                <w:sz w:val="20"/>
+              </w:rPr>
+              <w:t xml:space="preserve"> → </w:t>
+            </w:r>
+            <w:r>
+              <w:rPr>
+                <w:rFonts w:ascii="Consolas" w:hAnsi="Consolas" w:eastAsia="Consolas"/>
+                <w:color w:val="A31D1D"/>
+                <w:sz w:val="19"/>
+              </w:rPr>
+              <w:t>Template__HeinBHYT1</w:t>
+            </w:r>
+          </w:p>
+        </w:tc>
+        <w:tc>
+          <w:tcPr>
+            <w:tcW w:type="dxa" w:w="3324"/>
+            <w:shd w:val="clear" w:fill="F7F8FA"/>
+          </w:tcPr>
+          <w:p>
+            <w:pPr>
+              <w:spacing w:before="40" w:after="40"/>
+            </w:pPr>
+            <w:r>
+              <w:rPr>
+                <w:rFonts w:ascii="Consolas" w:hAnsi="Consolas" w:eastAsia="Consolas"/>
+                <w:color w:val="A31D1D"/>
+                <w:sz w:val="19"/>
+              </w:rPr>
+              <w:t>HIS.UC.UCHeniInfo</w:t>
+            </w:r>
+            <w:r>
+              <w:rPr>
+                <w:sz w:val="20"/>
+              </w:rPr>
+              <w:t xml:space="preserve"> → </w:t>
+            </w:r>
+            <w:r>
+              <w:rPr>
+                <w:rFonts w:ascii="Consolas" w:hAnsi="Consolas" w:eastAsia="Consolas"/>
+                <w:color w:val="A31D1D"/>
+                <w:sz w:val="19"/>
+              </w:rPr>
+              <w:t>UCHeinInfo</w:t>
+            </w:r>
+          </w:p>
+        </w:tc>
+      </w:tr>
+      <w:tr>
+        <w:tc>
+          <w:tcPr>
+            <w:tcW w:type="dxa" w:w="3324"/>
+          </w:tcPr>
+          <w:p>
+            <w:pPr>
+              <w:spacing w:before="40" w:after="40"/>
+            </w:pPr>
+            <w:r>
+              <w:rPr>
+                <w:sz w:val="20"/>
+              </w:rPr>
+              <w:t>Cách gọi vào UC</w:t>
+            </w:r>
+          </w:p>
+        </w:tc>
+        <w:tc>
+          <w:tcPr>
+            <w:tcW w:type="dxa" w:w="3324"/>
+          </w:tcPr>
+          <w:p>
+            <w:pPr>
+              <w:spacing w:before="40" w:after="40"/>
+            </w:pPr>
+            <w:r>
+              <w:rPr>
+                <w:sz w:val="20"/>
+              </w:rPr>
+              <w:t xml:space="preserve">Qua </w:t>
+            </w:r>
+            <w:r>
+              <w:rPr>
+                <w:rFonts w:ascii="Consolas" w:hAnsi="Consolas" w:eastAsia="Consolas"/>
+                <w:color w:val="A31D1D"/>
+                <w:sz w:val="19"/>
+              </w:rPr>
+              <w:t>MainHisHeinBhyt</w:t>
+            </w:r>
+            <w:r>
+              <w:rPr>
+                <w:sz w:val="20"/>
+              </w:rPr>
+              <w:t xml:space="preserve"> (Interface/Factory/Behavior)</w:t>
+            </w:r>
+          </w:p>
+        </w:tc>
+        <w:tc>
+          <w:tcPr>
+            <w:tcW w:type="dxa" w:w="3324"/>
+          </w:tcPr>
+          <w:p>
+            <w:pPr>
+              <w:spacing w:before="40" w:after="40"/>
+            </w:pPr>
+            <w:r>
+              <w:rPr>
+                <w:sz w:val="20"/>
+              </w:rPr>
+              <w:t>Gọi thẳng method public trên UserControl</w:t>
+            </w:r>
+          </w:p>
+        </w:tc>
+      </w:tr>
+      <w:tr>
+        <w:tc>
+          <w:tcPr>
+            <w:tcW w:type="dxa" w:w="3324"/>
+            <w:shd w:val="clear" w:fill="F7F8FA"/>
+          </w:tcPr>
+          <w:p>
+            <w:pPr>
+              <w:spacing w:before="40" w:after="40"/>
+            </w:pPr>
+            <w:r>
+              <w:rPr>
+                <w:sz w:val="20"/>
+              </w:rPr>
+              <w:t>Luồng gọi cổng</w:t>
+            </w:r>
+          </w:p>
+        </w:tc>
+        <w:tc>
+          <w:tcPr>
+            <w:tcW w:type="dxa" w:w="3324"/>
+            <w:shd w:val="clear" w:fill="F7F8FA"/>
+          </w:tcPr>
+          <w:p>
+            <w:pPr>
+              <w:spacing w:before="40" w:after="40"/>
+            </w:pPr>
+            <w:r>
+              <w:rPr>
+                <w:rFonts w:ascii="Consolas" w:hAnsi="Consolas" w:eastAsia="Consolas"/>
+                <w:color w:val="A31D1D"/>
+                <w:sz w:val="19"/>
+              </w:rPr>
+              <w:t>CheckThongTuyen()</w:t>
+            </w:r>
+          </w:p>
+        </w:tc>
+        <w:tc>
+          <w:tcPr>
+            <w:tcW w:type="dxa" w:w="3324"/>
+            <w:shd w:val="clear" w:fill="F7F8FA"/>
+          </w:tcPr>
+          <w:p>
+            <w:pPr>
+              <w:spacing w:before="40" w:after="40"/>
+            </w:pPr>
+            <w:r>
+              <w:rPr>
+                <w:rFonts w:ascii="Consolas" w:hAnsi="Consolas" w:eastAsia="Consolas"/>
+                <w:color w:val="A31D1D"/>
+                <w:sz w:val="19"/>
+              </w:rPr>
+              <w:t>CheckTTFull()</w:t>
+            </w:r>
+          </w:p>
+        </w:tc>
+      </w:tr>
+    </w:tbl>
+    <w:p/>
+    <w:p>
+      <w:pPr>
+        <w:spacing w:after="120"/>
+        <w:jc w:val="both"/>
+      </w:pPr>
+      <w:r>
+        <w:rPr>
+          <w:rFonts w:ascii="Consolas" w:hAnsi="Consolas" w:eastAsia="Consolas"/>
+          <w:color w:val="A31D1D"/>
+          <w:sz w:val="19"/>
+        </w:rPr>
+        <w:t>UCHeinInfo</w:t>
+      </w:r>
+      <w:r>
+        <w:t xml:space="preserve"> là bản sao gần như nguyên văn của </w:t>
+      </w:r>
+      <w:r>
+        <w:rPr>
+          <w:rFonts w:ascii="Consolas" w:hAnsi="Consolas" w:eastAsia="Consolas"/>
+          <w:color w:val="A31D1D"/>
+          <w:sz w:val="19"/>
+        </w:rPr>
+        <w:t>Template__HeinBHYT1</w:t>
+      </w:r>
+      <w:r>
+        <w:t xml:space="preserve"> — trùng tên biến control, trùng cả tên class validation. Vì là hai bản độc lập nên tính năng </w:t>
+      </w:r>
+      <w:r>
+        <w:rPr>
+          <w:b/>
+        </w:rPr>
+        <w:t>không tự lan sang</w:t>
+      </w:r>
+      <w:r>
+        <w:t>, phải bổ sung riêng.</w:t>
+      </w:r>
+    </w:p>
+    <w:p>
+      <w:pPr>
+        <w:spacing w:after="120"/>
+        <w:jc w:val="both"/>
+      </w:pPr>
+      <w:r>
+        <w:t xml:space="preserve">Lớp 1–3 (API, cấu hình, thư viện gọi cổng) </w:t>
+      </w:r>
+      <w:r>
+        <w:rPr>
+          <w:b/>
+        </w:rPr>
+        <w:t>dùng lại nguyên vẹn</w:t>
+      </w:r>
+      <w:r>
+        <w:t>, không sửa dòng nào.</w:t>
+      </w:r>
+    </w:p>
+    <w:p>
+      <w:pPr>
+        <w:pStyle w:val="Heading2"/>
+      </w:pPr>
+      <w:r>
+        <w:rPr>
+          <w:rFonts w:ascii="Times New Roman" w:hAnsi="Times New Roman" w:eastAsia="Times New Roman"/>
+        </w:rPr>
+        <w:t xml:space="preserve">5.2 Đã có sẵn trong </w:t>
+      </w:r>
+      <w:r>
+        <w:rPr>
+          <w:rFonts w:ascii="Times New Roman" w:hAnsi="Times New Roman" w:eastAsia="Times New Roman"/>
+          <w:color w:val="A31D1D"/>
+          <w:sz w:val="19"/>
+        </w:rPr>
+        <w:t>UCHeinInfo</w:t>
+      </w:r>
+    </w:p>
+    <w:tbl>
+      <w:tblPr>
+        <w:tblStyle w:val="TableGrid"/>
+        <w:tblW w:type="auto" w:w="0"/>
+        <w:jc w:val="center"/>
+        <w:tblLook w:firstColumn="1" w:firstRow="1" w:lastColumn="0" w:lastRow="0" w:noHBand="0" w:noVBand="1" w:val="04A0"/>
+      </w:tblPr>
+      <w:tblGrid>
+        <w:gridCol w:w="4986"/>
+        <w:gridCol w:w="4986"/>
+      </w:tblGrid>
+      <w:tr>
+        <w:tc>
+          <w:tcPr>
+            <w:tcW w:type="dxa" w:w="4986"/>
+            <w:shd w:val="clear" w:fill="1F3A5F"/>
+          </w:tcPr>
+          <w:p>
+            <w:pPr>
+              <w:spacing w:before="40" w:after="40"/>
+            </w:pPr>
+            <w:r>
+              <w:rPr>
+                <w:rFonts w:ascii="Times New Roman" w:hAnsi="Times New Roman"/>
+                <w:b/>
+                <w:color w:val="FFFFFF"/>
+                <w:sz w:val="20"/>
+              </w:rPr>
+              <w:t>Thành phần</w:t>
+            </w:r>
+          </w:p>
+        </w:tc>
+        <w:tc>
+          <w:tcPr>
+            <w:tcW w:type="dxa" w:w="4986"/>
+            <w:shd w:val="clear" w:fill="1F3A5F"/>
+          </w:tcPr>
+          <w:p>
+            <w:pPr>
+              <w:spacing w:before="40" w:after="40"/>
+            </w:pPr>
+            <w:r>
+              <w:rPr>
+                <w:rFonts w:ascii="Times New Roman" w:hAnsi="Times New Roman"/>
+                <w:b/>
+                <w:color w:val="FFFFFF"/>
+                <w:sz w:val="20"/>
+              </w:rPr>
+              <w:t>Ghi chú</w:t>
+            </w:r>
+          </w:p>
+        </w:tc>
+      </w:tr>
+      <w:tr>
+        <w:tc>
+          <w:tcPr>
+            <w:tcW w:type="dxa" w:w="4986"/>
+          </w:tcPr>
+          <w:p>
+            <w:pPr>
+              <w:spacing w:before="40" w:after="40"/>
+            </w:pPr>
+            <w:r>
+              <w:rPr>
+                <w:rFonts w:ascii="Consolas" w:hAnsi="Consolas" w:eastAsia="Consolas"/>
+                <w:color w:val="A31D1D"/>
+                <w:sz w:val="19"/>
+              </w:rPr>
+              <w:t>chkJoin5Year</w:t>
+            </w:r>
+            <w:r>
+              <w:rPr>
+                <w:sz w:val="20"/>
+              </w:rPr>
+              <w:t xml:space="preserve">, </w:t>
+            </w:r>
+            <w:r>
+              <w:rPr>
+                <w:rFonts w:ascii="Consolas" w:hAnsi="Consolas" w:eastAsia="Consolas"/>
+                <w:color w:val="A31D1D"/>
+                <w:sz w:val="19"/>
+              </w:rPr>
+              <w:t>chkPaid6Month</w:t>
+            </w:r>
+            <w:r>
+              <w:rPr>
+                <w:sz w:val="20"/>
+              </w:rPr>
+              <w:t xml:space="preserve">, </w:t>
+            </w:r>
+            <w:r>
+              <w:rPr>
+                <w:rFonts w:ascii="Consolas" w:hAnsi="Consolas" w:eastAsia="Consolas"/>
+                <w:color w:val="A31D1D"/>
+                <w:sz w:val="19"/>
+              </w:rPr>
+              <w:t>txtFreeCoPainTime</w:t>
+            </w:r>
+            <w:r>
+              <w:rPr>
+                <w:sz w:val="20"/>
+              </w:rPr>
+              <w:t xml:space="preserve"> + </w:t>
+            </w:r>
+            <w:r>
+              <w:rPr>
+                <w:rFonts w:ascii="Consolas" w:hAnsi="Consolas" w:eastAsia="Consolas"/>
+                <w:color w:val="A31D1D"/>
+                <w:sz w:val="19"/>
+              </w:rPr>
+              <w:t>dtFreeCoPainTime</w:t>
+            </w:r>
+          </w:p>
+        </w:tc>
+        <w:tc>
+          <w:tcPr>
+            <w:tcW w:type="dxa" w:w="4986"/>
+          </w:tcPr>
+          <w:p>
+            <w:pPr>
+              <w:spacing w:before="40" w:after="40"/>
+            </w:pPr>
+            <w:r>
+              <w:rPr>
+                <w:sz w:val="20"/>
+              </w:rPr>
+              <w:t xml:space="preserve">Trùng tên biến với </w:t>
+            </w:r>
+            <w:r>
+              <w:rPr>
+                <w:rFonts w:ascii="Consolas" w:hAnsi="Consolas" w:eastAsia="Consolas"/>
+                <w:color w:val="A31D1D"/>
+                <w:sz w:val="19"/>
+              </w:rPr>
+              <w:t>Template__HeinBHYT1</w:t>
+            </w:r>
+          </w:p>
+        </w:tc>
+      </w:tr>
+      <w:tr>
+        <w:tc>
+          <w:tcPr>
+            <w:tcW w:type="dxa" w:w="4986"/>
+            <w:shd w:val="clear" w:fill="F7F8FA"/>
+          </w:tcPr>
+          <w:p>
+            <w:pPr>
+              <w:spacing w:before="40" w:after="40"/>
+            </w:pPr>
+            <w:r>
+              <w:rPr>
+                <w:sz w:val="20"/>
+              </w:rPr>
+              <w:t xml:space="preserve">Cờ chặn side-effect </w:t>
+            </w:r>
+            <w:r>
+              <w:rPr>
+                <w:rFonts w:ascii="Consolas" w:hAnsi="Consolas" w:eastAsia="Consolas"/>
+                <w:color w:val="A31D1D"/>
+                <w:sz w:val="19"/>
+              </w:rPr>
+              <w:t>isFillingHeinDataFromDb</w:t>
+            </w:r>
+          </w:p>
+        </w:tc>
+        <w:tc>
+          <w:tcPr>
+            <w:tcW w:type="dxa" w:w="4986"/>
+            <w:shd w:val="clear" w:fill="F7F8FA"/>
+          </w:tcPr>
+          <w:p>
+            <w:pPr>
+              <w:spacing w:before="40" w:after="40"/>
+            </w:pPr>
+            <w:r>
+              <w:rPr>
+                <w:sz w:val="20"/>
+              </w:rPr>
+              <w:t>Đã có</w:t>
+            </w:r>
+          </w:p>
+        </w:tc>
+      </w:tr>
+      <w:tr>
+        <w:tc>
+          <w:tcPr>
+            <w:tcW w:type="dxa" w:w="4986"/>
+          </w:tcPr>
+          <w:p>
+            <w:pPr>
+              <w:spacing w:before="40" w:after="40"/>
+            </w:pPr>
+            <w:r>
+              <w:rPr>
+                <w:sz w:val="20"/>
+              </w:rPr>
+              <w:t>Tự tick 5Y/6M theo TDMC CT</w:t>
+            </w:r>
+          </w:p>
+        </w:tc>
+        <w:tc>
+          <w:tcPr>
+            <w:tcW w:type="dxa" w:w="4986"/>
+          </w:tcPr>
+          <w:p>
+            <w:pPr>
+              <w:spacing w:before="40" w:after="40"/>
+            </w:pPr>
+            <w:r>
+              <w:rPr>
+                <w:sz w:val="20"/>
+              </w:rPr>
+              <w:t>Logic y hệt</w:t>
+            </w:r>
+          </w:p>
+        </w:tc>
+      </w:tr>
+      <w:tr>
+        <w:tc>
+          <w:tcPr>
+            <w:tcW w:type="dxa" w:w="4986"/>
+            <w:shd w:val="clear" w:fill="F7F8FA"/>
+          </w:tcPr>
+          <w:p>
+            <w:pPr>
+              <w:spacing w:before="40" w:after="40"/>
+            </w:pPr>
+            <w:r>
+              <w:rPr>
+                <w:sz w:val="20"/>
+              </w:rPr>
+              <w:t xml:space="preserve">Lưu </w:t>
+            </w:r>
+            <w:r>
+              <w:rPr>
+                <w:rFonts w:ascii="Consolas" w:hAnsi="Consolas" w:eastAsia="Consolas"/>
+                <w:color w:val="A31D1D"/>
+                <w:sz w:val="19"/>
+              </w:rPr>
+              <w:t>PAID_6_MONTH</w:t>
+            </w:r>
+            <w:r>
+              <w:rPr>
+                <w:sz w:val="20"/>
+              </w:rPr>
+              <w:t xml:space="preserve"> và </w:t>
+            </w:r>
+            <w:r>
+              <w:rPr>
+                <w:rFonts w:ascii="Consolas" w:hAnsi="Consolas" w:eastAsia="Consolas"/>
+                <w:color w:val="A31D1D"/>
+                <w:sz w:val="19"/>
+              </w:rPr>
+              <w:t>FREE_CO_PAID_TIME</w:t>
+            </w:r>
+            <w:r>
+              <w:rPr>
+                <w:sz w:val="20"/>
+              </w:rPr>
+              <w:t xml:space="preserve"> trong </w:t>
+            </w:r>
+            <w:r>
+              <w:rPr>
+                <w:rFonts w:ascii="Consolas" w:hAnsi="Consolas" w:eastAsia="Consolas"/>
+                <w:color w:val="A31D1D"/>
+                <w:sz w:val="19"/>
+              </w:rPr>
+              <w:t>GetValue()</w:t>
+            </w:r>
+          </w:p>
+        </w:tc>
+        <w:tc>
+          <w:tcPr>
+            <w:tcW w:type="dxa" w:w="4986"/>
+            <w:shd w:val="clear" w:fill="F7F8FA"/>
+          </w:tcPr>
+          <w:p>
+            <w:pPr>
+              <w:spacing w:before="40" w:after="40"/>
+            </w:pPr>
+            <w:r>
+              <w:rPr>
+                <w:b/>
+                <w:sz w:val="20"/>
+              </w:rPr>
+              <w:t>Đường lưu đã thông sẵn</w:t>
+            </w:r>
+          </w:p>
+        </w:tc>
+      </w:tr>
+      <w:tr>
+        <w:tc>
+          <w:tcPr>
+            <w:tcW w:type="dxa" w:w="4986"/>
+          </w:tcPr>
+          <w:p>
+            <w:pPr>
+              <w:spacing w:before="40" w:after="40"/>
+            </w:pPr>
+            <w:r>
+              <w:rPr>
+                <w:sz w:val="20"/>
+              </w:rPr>
+              <w:t xml:space="preserve">Property </w:t>
+            </w:r>
+            <w:r>
+              <w:rPr>
+                <w:rFonts w:ascii="Consolas" w:hAnsi="Consolas" w:eastAsia="Consolas"/>
+                <w:color w:val="A31D1D"/>
+                <w:sz w:val="19"/>
+              </w:rPr>
+              <w:t>ResultDataADO</w:t>
+            </w:r>
+            <w:r>
+              <w:rPr>
+                <w:sz w:val="20"/>
+              </w:rPr>
+              <w:t xml:space="preserve"> + tham chiếu </w:t>
+            </w:r>
+            <w:r>
+              <w:rPr>
+                <w:rFonts w:ascii="Consolas" w:hAnsi="Consolas" w:eastAsia="Consolas"/>
+                <w:color w:val="A31D1D"/>
+                <w:sz w:val="19"/>
+              </w:rPr>
+              <w:t>CheckHeinGOV</w:t>
+            </w:r>
+          </w:p>
+        </w:tc>
+        <w:tc>
+          <w:tcPr>
+            <w:tcW w:type="dxa" w:w="4986"/>
+          </w:tcPr>
+          <w:p>
+            <w:pPr>
+              <w:spacing w:before="40" w:after="40"/>
+            </w:pPr>
+            <w:r>
+              <w:rPr>
+                <w:sz w:val="20"/>
+              </w:rPr>
+              <w:t>Đã có</w:t>
+            </w:r>
+          </w:p>
+        </w:tc>
+      </w:tr>
+      <w:tr>
+        <w:tc>
+          <w:tcPr>
+            <w:tcW w:type="dxa" w:w="4986"/>
+            <w:shd w:val="clear" w:fill="F7F8FA"/>
+          </w:tcPr>
+          <w:p>
+            <w:pPr>
+              <w:spacing w:before="40" w:after="40"/>
+            </w:pPr>
+            <w:r>
+              <w:rPr>
+                <w:sz w:val="20"/>
+              </w:rPr>
+              <w:t xml:space="preserve">Resources vi / en / my + </w:t>
+            </w:r>
+            <w:r>
+              <w:rPr>
+                <w:rFonts w:ascii="Consolas" w:hAnsi="Consolas" w:eastAsia="Consolas"/>
+                <w:color w:val="A31D1D"/>
+                <w:sz w:val="19"/>
+              </w:rPr>
+              <w:t>ResourceMessage.cs</w:t>
+            </w:r>
+          </w:p>
+        </w:tc>
+        <w:tc>
+          <w:tcPr>
+            <w:tcW w:type="dxa" w:w="4986"/>
+            <w:shd w:val="clear" w:fill="F7F8FA"/>
+          </w:tcPr>
+          <w:p>
+            <w:pPr>
+              <w:spacing w:before="40" w:after="40"/>
+            </w:pPr>
+            <w:r>
+              <w:rPr>
+                <w:sz w:val="20"/>
+              </w:rPr>
+              <w:t>Đã có</w:t>
+            </w:r>
+          </w:p>
+        </w:tc>
+      </w:tr>
+    </w:tbl>
+    <w:p/>
+    <w:p>
+      <w:pPr>
+        <w:pStyle w:val="Heading2"/>
+      </w:pPr>
+      <w:r>
+        <w:rPr>
+          <w:rFonts w:ascii="Times New Roman" w:hAnsi="Times New Roman" w:eastAsia="Times New Roman"/>
+        </w:rPr>
+        <w:t>5.3 Phần bổ sung</w:t>
+      </w:r>
+    </w:p>
+    <w:p>
+      <w:pPr>
+        <w:spacing w:after="120"/>
+        <w:jc w:val="both"/>
+      </w:pPr>
+      <w:r>
+        <w:rPr>
+          <w:b/>
+        </w:rPr>
+        <w:t>`HIS.UC.UCHeniInfo`</w:t>
+      </w:r>
+    </w:p>
+    <w:tbl>
+      <w:tblPr>
+        <w:tblStyle w:val="TableGrid"/>
+        <w:tblW w:type="auto" w:w="0"/>
+        <w:jc w:val="center"/>
+        <w:tblLook w:firstColumn="1" w:firstRow="1" w:lastColumn="0" w:lastRow="0" w:noHBand="0" w:noVBand="1" w:val="04A0"/>
+      </w:tblPr>
+      <w:tblGrid>
+        <w:gridCol w:w="4986"/>
+        <w:gridCol w:w="4986"/>
+      </w:tblGrid>
+      <w:tr>
+        <w:tc>
+          <w:tcPr>
+            <w:tcW w:type="dxa" w:w="4986"/>
+            <w:shd w:val="clear" w:fill="1F3A5F"/>
+          </w:tcPr>
+          <w:p>
+            <w:pPr>
+              <w:spacing w:before="40" w:after="40"/>
+            </w:pPr>
+            <w:r>
+              <w:rPr>
+                <w:rFonts w:ascii="Times New Roman" w:hAnsi="Times New Roman"/>
+                <w:b/>
+                <w:color w:val="FFFFFF"/>
+                <w:sz w:val="20"/>
+              </w:rPr>
+              <w:t>Việc</w:t>
+            </w:r>
+          </w:p>
+        </w:tc>
+        <w:tc>
+          <w:tcPr>
+            <w:tcW w:type="dxa" w:w="4986"/>
+            <w:shd w:val="clear" w:fill="1F3A5F"/>
+          </w:tcPr>
+          <w:p>
+            <w:pPr>
+              <w:spacing w:before="40" w:after="40"/>
+            </w:pPr>
+            <w:r>
+              <w:rPr>
+                <w:rFonts w:ascii="Times New Roman" w:hAnsi="Times New Roman"/>
+                <w:b/>
+                <w:color w:val="FFFFFF"/>
+                <w:sz w:val="20"/>
+              </w:rPr>
+              <w:t>Chi tiết</w:t>
+            </w:r>
+          </w:p>
+        </w:tc>
+      </w:tr>
+      <w:tr>
+        <w:tc>
+          <w:tcPr>
+            <w:tcW w:type="dxa" w:w="4986"/>
+          </w:tcPr>
+          <w:p>
+            <w:pPr>
+              <w:spacing w:before="40" w:after="40"/>
+            </w:pPr>
+            <w:r>
+              <w:rPr>
+                <w:sz w:val="20"/>
+              </w:rPr>
+              <w:t>Ô cùng chi trả lũy kế</w:t>
+            </w:r>
+          </w:p>
+        </w:tc>
+        <w:tc>
+          <w:tcPr>
+            <w:tcW w:type="dxa" w:w="4986"/>
+          </w:tcPr>
+          <w:p>
+            <w:pPr>
+              <w:spacing w:before="40" w:after="40"/>
+            </w:pPr>
+            <w:r>
+              <w:rPr>
+                <w:rFonts w:ascii="Consolas" w:hAnsi="Consolas" w:eastAsia="Consolas"/>
+                <w:color w:val="A31D1D"/>
+                <w:sz w:val="19"/>
+              </w:rPr>
+              <w:t>txtCoPaidAccumulate</w:t>
+            </w:r>
+            <w:r>
+              <w:rPr>
+                <w:sz w:val="20"/>
+              </w:rPr>
+              <w:t xml:space="preserve"> (ButtonEdit + nút tra cứu), đặt trong group </w:t>
+            </w:r>
+            <w:r>
+              <w:rPr>
+                <w:rFonts w:ascii="Consolas" w:hAnsi="Consolas" w:eastAsia="Consolas"/>
+                <w:color w:val="A31D1D"/>
+                <w:sz w:val="19"/>
+              </w:rPr>
+              <w:t>BHYT (F3)</w:t>
+            </w:r>
+          </w:p>
+        </w:tc>
+      </w:tr>
+      <w:tr>
+        <w:tc>
+          <w:tcPr>
+            <w:tcW w:type="dxa" w:w="4986"/>
+            <w:shd w:val="clear" w:fill="F7F8FA"/>
+          </w:tcPr>
+          <w:p>
+            <w:pPr>
+              <w:spacing w:before="40" w:after="40"/>
+            </w:pPr>
+            <w:r>
+              <w:rPr>
+                <w:sz w:val="20"/>
+              </w:rPr>
+              <w:t>Ngưỡng 06 tháng</w:t>
+            </w:r>
+          </w:p>
+        </w:tc>
+        <w:tc>
+          <w:tcPr>
+            <w:tcW w:type="dxa" w:w="4986"/>
+            <w:shd w:val="clear" w:fill="F7F8FA"/>
+          </w:tcPr>
+          <w:p>
+            <w:pPr>
+              <w:spacing w:before="40" w:after="40"/>
+            </w:pPr>
+            <w:r>
+              <w:rPr>
+                <w:sz w:val="20"/>
+              </w:rPr>
+              <w:t xml:space="preserve">Thêm </w:t>
+            </w:r>
+            <w:r>
+              <w:rPr>
+                <w:rFonts w:ascii="Consolas" w:hAnsi="Consolas" w:eastAsia="Consolas"/>
+                <w:color w:val="A31D1D"/>
+                <w:sz w:val="19"/>
+              </w:rPr>
+              <w:t>GetCurrentBhytParam()</w:t>
+            </w:r>
+            <w:r>
+              <w:rPr>
+                <w:sz w:val="20"/>
+              </w:rPr>
+              <w:t xml:space="preserve"> — UC này trước đó không hề đọc </w:t>
+            </w:r>
+            <w:r>
+              <w:rPr>
+                <w:rFonts w:ascii="Consolas" w:hAnsi="Consolas" w:eastAsia="Consolas"/>
+                <w:color w:val="A31D1D"/>
+                <w:sz w:val="19"/>
+              </w:rPr>
+              <w:t>HIS_BHYT_PARAM</w:t>
+            </w:r>
+          </w:p>
+        </w:tc>
+      </w:tr>
+      <w:tr>
+        <w:tc>
+          <w:tcPr>
+            <w:tcW w:type="dxa" w:w="4986"/>
+          </w:tcPr>
+          <w:p>
+            <w:pPr>
+              <w:spacing w:before="40" w:after="40"/>
+            </w:pPr>
+            <w:r>
+              <w:rPr>
+                <w:sz w:val="20"/>
+              </w:rPr>
+              <w:t>Phần tính 3 trường</w:t>
+            </w:r>
+          </w:p>
+        </w:tc>
+        <w:tc>
+          <w:tcPr>
+            <w:tcW w:type="dxa" w:w="4986"/>
+          </w:tcPr>
+          <w:p>
+            <w:pPr>
+              <w:spacing w:before="40" w:after="40"/>
+            </w:pPr>
+            <w:r>
+              <w:rPr>
+                <w:rFonts w:ascii="Consolas" w:hAnsi="Consolas" w:eastAsia="Consolas"/>
+                <w:color w:val="A31D1D"/>
+                <w:sz w:val="19"/>
+              </w:rPr>
+              <w:t>Design/UCHeinInfo__CoPaidMCCT.cs</w:t>
+            </w:r>
+            <w:r>
+              <w:rPr>
+                <w:sz w:val="20"/>
+              </w:rPr>
+              <w:t xml:space="preserve"> — công thức giữ nguyên theo Phần 2</w:t>
+            </w:r>
+          </w:p>
+        </w:tc>
+      </w:tr>
+      <w:tr>
+        <w:tc>
+          <w:tcPr>
+            <w:tcW w:type="dxa" w:w="4986"/>
+            <w:shd w:val="clear" w:fill="F7F8FA"/>
+          </w:tcPr>
+          <w:p>
+            <w:pPr>
+              <w:spacing w:before="40" w:after="40"/>
+            </w:pPr>
+            <w:r>
+              <w:rPr>
+                <w:sz w:val="20"/>
+              </w:rPr>
+              <w:t>ADO kết quả</w:t>
+            </w:r>
+          </w:p>
+        </w:tc>
+        <w:tc>
+          <w:tcPr>
+            <w:tcW w:type="dxa" w:w="4986"/>
+            <w:shd w:val="clear" w:fill="F7F8FA"/>
+          </w:tcPr>
+          <w:p>
+            <w:pPr>
+              <w:spacing w:before="40" w:after="40"/>
+            </w:pPr>
+            <w:r>
+              <w:rPr>
+                <w:rFonts w:ascii="Consolas" w:hAnsi="Consolas" w:eastAsia="Consolas"/>
+                <w:color w:val="A31D1D"/>
+                <w:sz w:val="19"/>
+              </w:rPr>
+              <w:t>ADO/CoPaidMcctADO.cs</w:t>
+            </w:r>
+          </w:p>
+        </w:tc>
+      </w:tr>
+      <w:tr>
+        <w:tc>
+          <w:tcPr>
+            <w:tcW w:type="dxa" w:w="4986"/>
+          </w:tcPr>
+          <w:p>
+            <w:pPr>
+              <w:spacing w:before="40" w:after="40"/>
+            </w:pPr>
+            <w:r>
+              <w:rPr>
+                <w:sz w:val="20"/>
+              </w:rPr>
+              <w:t xml:space="preserve">Cờ </w:t>
+            </w:r>
+            <w:r>
+              <w:rPr>
+                <w:rFonts w:ascii="Consolas" w:hAnsi="Consolas" w:eastAsia="Consolas"/>
+                <w:color w:val="A31D1D"/>
+                <w:sz w:val="19"/>
+              </w:rPr>
+              <w:t>IsAutoCheck</w:t>
+            </w:r>
+          </w:p>
+        </w:tc>
+        <w:tc>
+          <w:tcPr>
+            <w:tcW w:type="dxa" w:w="4986"/>
+          </w:tcPr>
+          <w:p>
+            <w:pPr>
+              <w:spacing w:before="40" w:after="40"/>
+            </w:pPr>
+            <w:r>
+              <w:rPr>
+                <w:sz w:val="20"/>
+              </w:rPr>
+              <w:t xml:space="preserve">UC này trước chỉ có </w:t>
+            </w:r>
+            <w:r>
+              <w:rPr>
+                <w:rFonts w:ascii="Consolas" w:hAnsi="Consolas" w:eastAsia="Consolas"/>
+                <w:color w:val="A31D1D"/>
+                <w:sz w:val="19"/>
+              </w:rPr>
+              <w:t>isFillingHeinDataFromDb</w:t>
+            </w:r>
+          </w:p>
+        </w:tc>
+      </w:tr>
+      <w:tr>
+        <w:tc>
+          <w:tcPr>
+            <w:tcW w:type="dxa" w:w="4986"/>
+            <w:shd w:val="clear" w:fill="F7F8FA"/>
+          </w:tcPr>
+          <w:p>
+            <w:pPr>
+              <w:spacing w:before="40" w:after="40"/>
+            </w:pPr>
+            <w:r>
+              <w:rPr>
+                <w:sz w:val="20"/>
+              </w:rPr>
+              <w:t>Lưu trường thứ ba</w:t>
+            </w:r>
+          </w:p>
+        </w:tc>
+        <w:tc>
+          <w:tcPr>
+            <w:tcW w:type="dxa" w:w="4986"/>
+            <w:shd w:val="clear" w:fill="F7F8FA"/>
+          </w:tcPr>
+          <w:p>
+            <w:pPr>
+              <w:spacing w:before="40" w:after="40"/>
+            </w:pPr>
+            <w:r>
+              <w:rPr>
+                <w:rFonts w:ascii="Consolas" w:hAnsi="Consolas" w:eastAsia="Consolas"/>
+                <w:color w:val="A31D1D"/>
+                <w:sz w:val="19"/>
+              </w:rPr>
+              <w:t>GetValue()</w:t>
+            </w:r>
+            <w:r>
+              <w:rPr>
+                <w:sz w:val="20"/>
+              </w:rPr>
+              <w:t xml:space="preserve"> ghi thêm </w:t>
+            </w:r>
+            <w:r>
+              <w:rPr>
+                <w:rFonts w:ascii="Consolas" w:hAnsi="Consolas" w:eastAsia="Consolas"/>
+                <w:color w:val="A31D1D"/>
+                <w:sz w:val="19"/>
+              </w:rPr>
+              <w:t>CO_PAID_ACCUMULATE_AMOUNT</w:t>
+            </w:r>
+          </w:p>
+        </w:tc>
+      </w:tr>
+      <w:tr>
+        <w:tc>
+          <w:tcPr>
+            <w:tcW w:type="dxa" w:w="4986"/>
+          </w:tcPr>
+          <w:p>
+            <w:pPr>
+              <w:spacing w:before="40" w:after="40"/>
+            </w:pPr>
+            <w:r>
+              <w:rPr>
+                <w:sz w:val="20"/>
+              </w:rPr>
+              <w:t>Kiểm tra ngưỡng</w:t>
+            </w:r>
+          </w:p>
+        </w:tc>
+        <w:tc>
+          <w:tcPr>
+            <w:tcW w:type="dxa" w:w="4986"/>
+          </w:tcPr>
+          <w:p>
+            <w:pPr>
+              <w:spacing w:before="40" w:after="40"/>
+            </w:pPr>
+            <w:r>
+              <w:rPr>
+                <w:rFonts w:ascii="Consolas" w:hAnsi="Consolas" w:eastAsia="Consolas"/>
+                <w:color w:val="A31D1D"/>
+                <w:sz w:val="19"/>
+              </w:rPr>
+              <w:t>ValidateCoPaidAccumulate()</w:t>
+            </w:r>
+            <w:r>
+              <w:rPr>
+                <w:sz w:val="20"/>
+              </w:rPr>
+              <w:t xml:space="preserve">, nối vào </w:t>
+            </w:r>
+            <w:r>
+              <w:rPr>
+                <w:rFonts w:ascii="Consolas" w:hAnsi="Consolas" w:eastAsia="Consolas"/>
+                <w:color w:val="A31D1D"/>
+                <w:sz w:val="19"/>
+              </w:rPr>
+              <w:t>ValidateRequiredField()</w:t>
+            </w:r>
+          </w:p>
+        </w:tc>
+      </w:tr>
+      <w:tr>
+        <w:tc>
+          <w:tcPr>
+            <w:tcW w:type="dxa" w:w="4986"/>
+            <w:shd w:val="clear" w:fill="F7F8FA"/>
+          </w:tcPr>
+          <w:p>
+            <w:pPr>
+              <w:spacing w:before="40" w:after="40"/>
+            </w:pPr>
+            <w:r>
+              <w:rPr>
+                <w:sz w:val="20"/>
+              </w:rPr>
+              <w:t>Đa ngôn ngữ</w:t>
+            </w:r>
+          </w:p>
+        </w:tc>
+        <w:tc>
+          <w:tcPr>
+            <w:tcW w:type="dxa" w:w="4986"/>
+            <w:shd w:val="clear" w:fill="F7F8FA"/>
+          </w:tcPr>
+          <w:p>
+            <w:pPr>
+              <w:spacing w:before="40" w:after="40"/>
+            </w:pPr>
+            <w:r>
+              <w:rPr>
+                <w:sz w:val="20"/>
+              </w:rPr>
+              <w:t>10 câu thông báo × 3 file resx + accessor</w:t>
+            </w:r>
+          </w:p>
+        </w:tc>
+      </w:tr>
+      <w:tr>
+        <w:tc>
+          <w:tcPr>
+            <w:tcW w:type="dxa" w:w="4986"/>
+          </w:tcPr>
+          <w:p>
+            <w:pPr>
+              <w:spacing w:before="40" w:after="40"/>
+            </w:pPr>
+            <w:r>
+              <w:rPr>
+                <w:sz w:val="20"/>
+              </w:rPr>
+              <w:t>Delegate</w:t>
+            </w:r>
+          </w:p>
+        </w:tc>
+        <w:tc>
+          <w:tcPr>
+            <w:tcW w:type="dxa" w:w="4986"/>
+          </w:tcPr>
+          <w:p>
+            <w:pPr>
+              <w:spacing w:before="40" w:after="40"/>
+            </w:pPr>
+            <w:r>
+              <w:rPr>
+                <w:rFonts w:ascii="Consolas" w:hAnsi="Consolas" w:eastAsia="Consolas"/>
+                <w:color w:val="A31D1D"/>
+                <w:sz w:val="19"/>
+              </w:rPr>
+              <w:t>DelegateCheckTienMCCT</w:t>
+            </w:r>
+            <w:r>
+              <w:rPr>
+                <w:sz w:val="20"/>
+              </w:rPr>
+              <w:t xml:space="preserve"> + </w:t>
+            </w:r>
+            <w:r>
+              <w:rPr>
+                <w:rFonts w:ascii="Consolas" w:hAnsi="Consolas" w:eastAsia="Consolas"/>
+                <w:color w:val="A31D1D"/>
+                <w:sz w:val="19"/>
+              </w:rPr>
+              <w:t>SetDelegateCheckTienMCCT()</w:t>
+            </w:r>
+          </w:p>
+        </w:tc>
+      </w:tr>
+    </w:tbl>
+    <w:p/>
+    <w:p>
+      <w:pPr>
+        <w:spacing w:after="120"/>
+        <w:jc w:val="both"/>
+      </w:pPr>
+      <w:r>
+        <w:rPr>
+          <w:b/>
+        </w:rPr>
+        <w:t>`Plugins.RegisterV2`</w:t>
+      </w:r>
+    </w:p>
+    <w:tbl>
+      <w:tblPr>
+        <w:tblStyle w:val="TableGrid"/>
+        <w:tblW w:type="auto" w:w="0"/>
+        <w:jc w:val="center"/>
+        <w:tblLook w:firstColumn="1" w:firstRow="1" w:lastColumn="0" w:lastRow="0" w:noHBand="0" w:noVBand="1" w:val="04A0"/>
+      </w:tblPr>
+      <w:tblGrid>
+        <w:gridCol w:w="4986"/>
+        <w:gridCol w:w="4986"/>
+      </w:tblGrid>
+      <w:tr>
+        <w:tc>
+          <w:tcPr>
+            <w:tcW w:type="dxa" w:w="4986"/>
+            <w:shd w:val="clear" w:fill="1F3A5F"/>
+          </w:tcPr>
+          <w:p>
+            <w:pPr>
+              <w:spacing w:before="40" w:after="40"/>
+            </w:pPr>
+            <w:r>
+              <w:rPr>
+                <w:rFonts w:ascii="Times New Roman" w:hAnsi="Times New Roman"/>
+                <w:b/>
+                <w:color w:val="FFFFFF"/>
+                <w:sz w:val="20"/>
+              </w:rPr>
+              <w:t>Việc</w:t>
+            </w:r>
+          </w:p>
+        </w:tc>
+        <w:tc>
+          <w:tcPr>
+            <w:tcW w:type="dxa" w:w="4986"/>
+            <w:shd w:val="clear" w:fill="1F3A5F"/>
+          </w:tcPr>
+          <w:p>
+            <w:pPr>
+              <w:spacing w:before="40" w:after="40"/>
+            </w:pPr>
+            <w:r>
+              <w:rPr>
+                <w:rFonts w:ascii="Times New Roman" w:hAnsi="Times New Roman"/>
+                <w:b/>
+                <w:color w:val="FFFFFF"/>
+                <w:sz w:val="20"/>
+              </w:rPr>
+              <w:t>Vị trí</w:t>
+            </w:r>
+          </w:p>
+        </w:tc>
+      </w:tr>
+      <w:tr>
+        <w:tc>
+          <w:tcPr>
+            <w:tcW w:type="dxa" w:w="4986"/>
+          </w:tcPr>
+          <w:p>
+            <w:pPr>
+              <w:spacing w:before="40" w:after="40"/>
+            </w:pPr>
+            <w:r>
+              <w:rPr>
+                <w:sz w:val="20"/>
+              </w:rPr>
+              <w:t>Gọi tự động sau khi kiểm tra thẻ</w:t>
+            </w:r>
+          </w:p>
+        </w:tc>
+        <w:tc>
+          <w:tcPr>
+            <w:tcW w:type="dxa" w:w="4986"/>
+          </w:tcPr>
+          <w:p>
+            <w:pPr>
+              <w:spacing w:before="40" w:after="40"/>
+            </w:pPr>
+            <w:r>
+              <w:rPr>
+                <w:rFonts w:ascii="Consolas" w:hAnsi="Consolas" w:eastAsia="Consolas"/>
+                <w:color w:val="A31D1D"/>
+                <w:sz w:val="19"/>
+              </w:rPr>
+              <w:t>UCRegister__CheckHeinGOV.cs</w:t>
+            </w:r>
+            <w:r>
+              <w:rPr>
+                <w:sz w:val="20"/>
+              </w:rPr>
+              <w:t xml:space="preserve"> — ngay sau </w:t>
+            </w:r>
+            <w:r>
+              <w:rPr>
+                <w:rFonts w:ascii="Consolas" w:hAnsi="Consolas" w:eastAsia="Consolas"/>
+                <w:color w:val="A31D1D"/>
+                <w:sz w:val="19"/>
+              </w:rPr>
+              <w:t>heinGOVManager.Check()</w:t>
+            </w:r>
+            <w:r>
+              <w:rPr>
+                <w:sz w:val="20"/>
+              </w:rPr>
+              <w:t xml:space="preserve">, chạy khi </w:t>
+            </w:r>
+            <w:r>
+              <w:rPr>
+                <w:rFonts w:ascii="Consolas" w:hAnsi="Consolas" w:eastAsia="Consolas"/>
+                <w:color w:val="A31D1D"/>
+                <w:sz w:val="19"/>
+              </w:rPr>
+              <w:t>BHXHLoginCFG.IsAutoCheckMcct</w:t>
+            </w:r>
+          </w:p>
+        </w:tc>
+      </w:tr>
+      <w:tr>
+        <w:tc>
+          <w:tcPr>
+            <w:tcW w:type="dxa" w:w="4986"/>
+            <w:shd w:val="clear" w:fill="F7F8FA"/>
+          </w:tcPr>
+          <w:p>
+            <w:pPr>
+              <w:spacing w:before="40" w:after="40"/>
+            </w:pPr>
+            <w:r>
+              <w:rPr>
+                <w:rFonts w:ascii="Consolas" w:hAnsi="Consolas" w:eastAsia="Consolas"/>
+                <w:color w:val="A31D1D"/>
+                <w:sz w:val="19"/>
+              </w:rPr>
+              <w:t>CheckTienMCCT</w:t>
+            </w:r>
+            <w:r>
+              <w:rPr>
+                <w:sz w:val="20"/>
+              </w:rPr>
+              <w:t xml:space="preserve"> / </w:t>
+            </w:r>
+            <w:r>
+              <w:rPr>
+                <w:rFonts w:ascii="Consolas" w:hAnsi="Consolas" w:eastAsia="Consolas"/>
+                <w:color w:val="A31D1D"/>
+                <w:sz w:val="19"/>
+              </w:rPr>
+              <w:t>CheckTienMCCTManual</w:t>
+            </w:r>
+            <w:r>
+              <w:rPr>
+                <w:sz w:val="20"/>
+              </w:rPr>
+              <w:t xml:space="preserve"> / </w:t>
+            </w:r>
+            <w:r>
+              <w:rPr>
+                <w:rFonts w:ascii="Consolas" w:hAnsi="Consolas" w:eastAsia="Consolas"/>
+                <w:color w:val="A31D1D"/>
+                <w:sz w:val="19"/>
+              </w:rPr>
+              <w:t>BuildHeinCardDataForMcct</w:t>
+            </w:r>
+          </w:p>
+        </w:tc>
+        <w:tc>
+          <w:tcPr>
+            <w:tcW w:type="dxa" w:w="4986"/>
+            <w:shd w:val="clear" w:fill="F7F8FA"/>
+          </w:tcPr>
+          <w:p>
+            <w:pPr>
+              <w:spacing w:before="40" w:after="40"/>
+            </w:pPr>
+            <w:r>
+              <w:rPr>
+                <w:sz w:val="20"/>
+              </w:rPr>
+              <w:t>cùng file</w:t>
+            </w:r>
+          </w:p>
+        </w:tc>
+      </w:tr>
+      <w:tr>
+        <w:tc>
+          <w:tcPr>
+            <w:tcW w:type="dxa" w:w="4986"/>
+          </w:tcPr>
+          <w:p>
+            <w:pPr>
+              <w:spacing w:before="40" w:after="40"/>
+            </w:pPr>
+            <w:r>
+              <w:rPr>
+                <w:sz w:val="20"/>
+              </w:rPr>
+              <w:t>Nối delegate nút tra cứu</w:t>
+            </w:r>
+          </w:p>
+        </w:tc>
+        <w:tc>
+          <w:tcPr>
+            <w:tcW w:type="dxa" w:w="4986"/>
+          </w:tcPr>
+          <w:p>
+            <w:pPr>
+              <w:spacing w:before="40" w:after="40"/>
+            </w:pPr>
+            <w:r>
+              <w:rPr>
+                <w:rFonts w:ascii="Consolas" w:hAnsi="Consolas" w:eastAsia="Consolas"/>
+                <w:color w:val="A31D1D"/>
+                <w:sz w:val="19"/>
+              </w:rPr>
+              <w:t>UCRegister__SetDelegate.cs</w:t>
+            </w:r>
+          </w:p>
+        </w:tc>
+      </w:tr>
+    </w:tbl>
+    <w:p/>
+    <w:p>
+      <w:pPr>
+        <w:pStyle w:val="Heading2"/>
+      </w:pPr>
+      <w:r>
+        <w:rPr>
+          <w:rFonts w:ascii="Times New Roman" w:hAnsi="Times New Roman" w:eastAsia="Times New Roman"/>
+        </w:rPr>
+        <w:t>5.4 Bố trí trên giao diện</w:t>
+      </w:r>
+    </w:p>
+    <w:p>
+      <w:pPr>
+        <w:spacing w:after="120"/>
+        <w:jc w:val="both"/>
+      </w:pPr>
+      <w:r>
+        <w:t xml:space="preserve">Group layout </w:t>
+      </w:r>
+      <w:r>
+        <w:rPr>
+          <w:rFonts w:ascii="Consolas" w:hAnsi="Consolas" w:eastAsia="Consolas"/>
+          <w:color w:val="A31D1D"/>
+          <w:sz w:val="19"/>
+        </w:rPr>
+        <w:t>BHYT (F3)</w:t>
+      </w:r>
+      <w:r>
+        <w:t xml:space="preserve"> rộng 438px, 9 hàng đều dùng kín chiều ngang (chỉ dư 2px). Không thể chèn ngang vào hàng nào.</w:t>
+      </w:r>
+    </w:p>
+    <w:p>
+      <w:pPr>
+        <w:spacing w:after="120"/>
+        <w:jc w:val="both"/>
+      </w:pPr>
+      <w:r>
+        <w:t xml:space="preserve">Giải pháp: </w:t>
+      </w:r>
+      <w:r>
+        <w:rPr>
+          <w:b/>
+        </w:rPr>
+        <w:t>thêm hàng thứ 10</w:t>
+      </w:r>
+      <w:r>
+        <w:t xml:space="preserve"> tại </w:t>
+      </w:r>
+      <w:r>
+        <w:rPr>
+          <w:rFonts w:ascii="Consolas" w:hAnsi="Consolas" w:eastAsia="Consolas"/>
+          <w:color w:val="A31D1D"/>
+          <w:sz w:val="19"/>
+        </w:rPr>
+        <w:t>y=218</w:t>
+      </w:r>
+      <w:r>
+        <w:t xml:space="preserve">, group cao 239 → 263. An toàn vì RegisterV2 cấp cho UC vùng </w:t>
+      </w:r>
+      <w:r>
+        <w:rPr>
+          <w:b/>
+        </w:rPr>
+        <w:t>454×315</w:t>
+      </w:r>
+      <w:r>
+        <w:t>, tức còn dư 76px chiều cao.</w:t>
+      </w:r>
+    </w:p>
+    <w:tbl>
+      <w:tblPr>
+        <w:tblW w:type="auto" w:w="0"/>
+        <w:jc w:val="left"/>
+        <w:tblLook w:firstColumn="1" w:firstRow="1" w:lastColumn="0" w:lastRow="0" w:noHBand="0" w:noVBand="1" w:val="04A0"/>
+      </w:tblPr>
+      <w:tblGrid>
+        <w:gridCol w:w="9973"/>
+      </w:tblGrid>
+      <w:tr>
+        <w:tc>
+          <w:tcPr>
+            <w:tcW w:type="dxa" w:w="9973"/>
+            <w:shd w:val="clear" w:fill="F4F5F7"/>
+          </w:tcPr>
+          <w:p>
+            <w:pPr>
+              <w:spacing w:before="0" w:after="0" w:line="240" w:lineRule="auto"/>
+            </w:pPr>
+            <w:r>
+              <w:rPr>
+                <w:rFonts w:ascii="Consolas" w:hAnsi="Consolas" w:eastAsia="Consolas"/>
+                <w:sz w:val="18"/>
+              </w:rPr>
+              <w:t>y=194  lciIsTt46[0-131]  lciNote[131-436]</w:t>
+            </w:r>
+          </w:p>
+          <w:p>
+            <w:pPr>
+              <w:spacing w:before="0" w:after="0" w:line="240" w:lineRule="auto"/>
+            </w:pPr>
+            <w:r>
+              <w:rPr>
+                <w:rFonts w:ascii="Consolas" w:hAnsi="Consolas" w:eastAsia="Consolas"/>
+                <w:sz w:val="18"/>
+              </w:rPr>
+              <w:t>y=218  lciCoPaidAccumulate[0-436]        &lt;- hàng mới</w:t>
+            </w:r>
+          </w:p>
+        </w:tc>
+      </w:tr>
+    </w:tbl>
+    <w:p/>
+    <w:p>
+      <w:pPr>
+        <w:pStyle w:val="Heading2"/>
+      </w:pPr>
+      <w:r>
+        <w:rPr>
+          <w:rFonts w:ascii="Times New Roman" w:hAnsi="Times New Roman" w:eastAsia="Times New Roman"/>
+        </w:rPr>
+        <w:t>5.5 Ba khác biệt hành vi so với Đối tượng điều trị</w:t>
+      </w:r>
+    </w:p>
+    <w:p>
+      <w:pPr>
+        <w:spacing w:after="120"/>
+        <w:jc w:val="both"/>
+      </w:pPr>
+      <w:r>
+        <w:rPr>
+          <w:b/>
+        </w:rPr>
+        <w:t>a. Tôn trọng cấu hình `IsNotAutoCheck5Y6M`.</w:t>
+      </w:r>
+      <w:r>
+        <w:t xml:space="preserve"> Màn tiếp đón có cấu hình ép </w:t>
+      </w:r>
+      <w:r>
+        <w:rPr>
+          <w:rFonts w:ascii="Consolas" w:hAnsi="Consolas" w:eastAsia="Consolas"/>
+          <w:color w:val="A31D1D"/>
+          <w:sz w:val="19"/>
+        </w:rPr>
+        <w:t>chkPaid6Month = false</w:t>
+      </w:r>
+      <w:r>
+        <w:t xml:space="preserve">. Khi cấu hình này bật, kết quả cổng vẫn điền số lũy kế và TDMC CT nhưng </w:t>
+      </w:r>
+      <w:r>
+        <w:rPr>
+          <w:b/>
+        </w:rPr>
+        <w:t>không tự tick</w:t>
+      </w:r>
+      <w:r>
+        <w:t xml:space="preserve"> checkbox 6 tháng, và checkbox cũng không tham gia phép so sánh chênh lệch.</w:t>
+      </w:r>
+    </w:p>
+    <w:p>
+      <w:pPr>
+        <w:spacing w:after="120"/>
+        <w:jc w:val="both"/>
+      </w:pPr>
+      <w:r>
+        <w:rPr>
+          <w:b/>
+        </w:rPr>
+        <w:t>b. Không đọc lại số lũy kế từ DB.</w:t>
+      </w:r>
+      <w:r>
+        <w:t xml:space="preserve"> Màn tiếp đón cố ý để trống TDMC CT mỗi lượt khám (đoạn fill từ DB đang comment sẵn) — giữ nguyên, không mở lại. Ô lũy kế theo cùng nguyên tắc: reset trắng khi làm mới, chỉ điền khi tra cứu cổng.</w:t>
+      </w:r>
+    </w:p>
+    <w:p>
+      <w:pPr>
+        <w:spacing w:after="120"/>
+        <w:jc w:val="both"/>
+      </w:pPr>
+      <w:r>
+        <w:rPr>
+          <w:b/>
+        </w:rPr>
+        <w:t>c. Kiểm tra ngưỡng gắn vào `ValidateRequiredField()`</w:t>
+      </w:r>
+      <w:r>
+        <w:t xml:space="preserve"> thay vì hàm validate riêng như bên Đối tượng điều trị.</w:t>
+      </w:r>
+    </w:p>
+    <w:p>
+      <w:pPr>
+        <w:pStyle w:val="Heading2"/>
+      </w:pPr>
+      <w:r>
+        <w:rPr>
+          <w:rFonts w:ascii="Times New Roman" w:hAnsi="Times New Roman" w:eastAsia="Times New Roman"/>
+        </w:rPr>
+        <w:t>5.6 Giữ hai bản UC</w:t>
+      </w:r>
+    </w:p>
+    <w:p>
+      <w:pPr>
+        <w:spacing w:after="120"/>
+        <w:jc w:val="both"/>
+      </w:pPr>
+      <w:r>
+        <w:t xml:space="preserve">Không gộp </w:t>
+      </w:r>
+      <w:r>
+        <w:rPr>
+          <w:rFonts w:ascii="Consolas" w:hAnsi="Consolas" w:eastAsia="Consolas"/>
+          <w:color w:val="A31D1D"/>
+          <w:sz w:val="19"/>
+        </w:rPr>
+        <w:t>UCHeinInfo</w:t>
+      </w:r>
+      <w:r>
+        <w:t xml:space="preserve"> với </w:t>
+      </w:r>
+      <w:r>
+        <w:rPr>
+          <w:rFonts w:ascii="Consolas" w:hAnsi="Consolas" w:eastAsia="Consolas"/>
+          <w:color w:val="A31D1D"/>
+          <w:sz w:val="19"/>
+        </w:rPr>
+        <w:t>Template__HeinBHYT1</w:t>
+      </w:r>
+      <w:r>
+        <w:t xml:space="preserve">. Hệ quả cần biết: </w:t>
+      </w:r>
+      <w:r>
+        <w:rPr>
+          <w:b/>
+        </w:rPr>
+        <w:t>mọi thay đổi về sau cho vùng thẻ BHYT đều phải làm hai lần</w:t>
+      </w:r>
+      <w:r>
+        <w:t>, và phần tính cùng chi trả nay tồn tại ở hai file gần như giống hệt nhau.</w:t>
       </w:r>
     </w:p>
     <w:p>

--- a/docs/B_KyThuat_TraCuuTienMCCT_CungChiTraLuyKe.docx
+++ b/docs/B_KyThuat_TraCuuTienMCCT_CungChiTraLuyKe.docx
@@ -9855,34 +9855,229 @@
         <w:rPr>
           <w:rFonts w:ascii="Times New Roman" w:hAnsi="Times New Roman" w:eastAsia="Times New Roman"/>
         </w:rPr>
-        <w:t>Config mới duy nhất</w:t>
+        <w:t>Không thêm cấu hình nào</w:t>
+      </w:r>
+    </w:p>
+    <w:p>
+      <w:pPr>
+        <w:spacing w:after="120"/>
+        <w:jc w:val="both"/>
+      </w:pPr>
+      <w:r>
+        <w:t xml:space="preserve">Tính năng </w:t>
+      </w:r>
+      <w:r>
+        <w:rPr>
+          <w:b/>
+        </w:rPr>
+        <w:t>không có tham số cấu hình riêng</w:t>
+      </w:r>
+      <w:r>
+        <w:t>. Hai thứ đều cố định trong code:</w:t>
       </w:r>
     </w:p>
     <w:tbl>
       <w:tblPr>
+        <w:tblStyle w:val="TableGrid"/>
         <w:tblW w:type="auto" w:w="0"/>
-        <w:jc w:val="left"/>
+        <w:jc w:val="center"/>
         <w:tblLook w:firstColumn="1" w:firstRow="1" w:lastColumn="0" w:lastRow="0" w:noHBand="0" w:noVBand="1" w:val="04A0"/>
       </w:tblPr>
       <w:tblGrid>
-        <w:gridCol w:w="9973"/>
+        <w:gridCol w:w="3324"/>
+        <w:gridCol w:w="3324"/>
+        <w:gridCol w:w="3324"/>
       </w:tblGrid>
       <w:tr>
         <w:tc>
           <w:tcPr>
-            <w:tcW w:type="dxa" w:w="9973"/>
-            <w:shd w:val="clear" w:fill="F4F5F7"/>
-          </w:tcPr>
-          <w:p>
-            <w:pPr>
-              <w:spacing w:before="0" w:after="0" w:line="240" w:lineRule="auto"/>
+            <w:tcW w:type="dxa" w:w="3324"/>
+            <w:shd w:val="clear" w:fill="1F3A5F"/>
+          </w:tcPr>
+          <w:p>
+            <w:pPr>
+              <w:spacing w:before="40" w:after="40"/>
+            </w:pPr>
+            <w:r>
+              <w:rPr>
+                <w:rFonts w:ascii="Times New Roman" w:hAnsi="Times New Roman"/>
+                <w:b/>
+                <w:color w:val="FFFFFF"/>
+                <w:sz w:val="20"/>
+              </w:rPr>
+              <w:t>Cố định</w:t>
+            </w:r>
+          </w:p>
+        </w:tc>
+        <w:tc>
+          <w:tcPr>
+            <w:tcW w:type="dxa" w:w="3324"/>
+            <w:shd w:val="clear" w:fill="1F3A5F"/>
+          </w:tcPr>
+          <w:p>
+            <w:pPr>
+              <w:spacing w:before="40" w:after="40"/>
+            </w:pPr>
+            <w:r>
+              <w:rPr>
+                <w:rFonts w:ascii="Times New Roman" w:hAnsi="Times New Roman"/>
+                <w:b/>
+                <w:color w:val="FFFFFF"/>
+                <w:sz w:val="20"/>
+              </w:rPr>
+              <w:t>Giá trị</w:t>
+            </w:r>
+          </w:p>
+        </w:tc>
+        <w:tc>
+          <w:tcPr>
+            <w:tcW w:type="dxa" w:w="3324"/>
+            <w:shd w:val="clear" w:fill="1F3A5F"/>
+          </w:tcPr>
+          <w:p>
+            <w:pPr>
+              <w:spacing w:before="40" w:after="40"/>
+            </w:pPr>
+            <w:r>
+              <w:rPr>
+                <w:rFonts w:ascii="Times New Roman" w:hAnsi="Times New Roman"/>
+                <w:b/>
+                <w:color w:val="FFFFFF"/>
+                <w:sz w:val="20"/>
+              </w:rPr>
+              <w:t>Vì sao</w:t>
+            </w:r>
+          </w:p>
+        </w:tc>
+      </w:tr>
+      <w:tr>
+        <w:tc>
+          <w:tcPr>
+            <w:tcW w:type="dxa" w:w="3324"/>
+          </w:tcPr>
+          <w:p>
+            <w:pPr>
+              <w:spacing w:before="40" w:after="40"/>
+            </w:pPr>
+            <w:r>
+              <w:rPr>
+                <w:sz w:val="20"/>
+              </w:rPr>
+              <w:t>Đường dẫn API</w:t>
+            </w:r>
+          </w:p>
+        </w:tc>
+        <w:tc>
+          <w:tcPr>
+            <w:tcW w:type="dxa" w:w="3324"/>
+          </w:tcPr>
+          <w:p>
+            <w:pPr>
+              <w:spacing w:before="40" w:after="40"/>
             </w:pPr>
             <w:r>
               <w:rPr>
                 <w:rFonts w:ascii="Consolas" w:hAnsi="Consolas" w:eastAsia="Consolas"/>
-                <w:sz w:val="18"/>
-              </w:rPr>
-              <w:t>HIS.CHECK_HEIN_CARD.BHXH__AUTO_CHECK_MCCT    (0 = tắt tự động, 1 = bật)</w:t>
+                <w:color w:val="A31D1D"/>
+                <w:sz w:val="19"/>
+              </w:rPr>
+              <w:t>api/TraCuuCCT/TraCuuTienMCCT</w:t>
+            </w:r>
+            <w:r>
+              <w:rPr>
+                <w:sz w:val="20"/>
+              </w:rPr>
+              <w:t xml:space="preserve"> (hằng </w:t>
+            </w:r>
+            <w:r>
+              <w:rPr>
+                <w:rFonts w:ascii="Consolas" w:hAnsi="Consolas" w:eastAsia="Consolas"/>
+                <w:color w:val="A31D1D"/>
+                <w:sz w:val="19"/>
+              </w:rPr>
+              <w:t>API_MCCT</w:t>
+            </w:r>
+            <w:r>
+              <w:rPr>
+                <w:sz w:val="20"/>
+              </w:rPr>
+              <w:t>)</w:t>
+            </w:r>
+          </w:p>
+        </w:tc>
+        <w:tc>
+          <w:tcPr>
+            <w:tcW w:type="dxa" w:w="3324"/>
+          </w:tcPr>
+          <w:p>
+            <w:pPr>
+              <w:spacing w:before="40" w:after="40"/>
+            </w:pPr>
+            <w:r>
+              <w:rPr>
+                <w:sz w:val="20"/>
+              </w:rPr>
+              <w:t>Cổng BHXH quy định, không đổi theo bệnh viện</w:t>
+            </w:r>
+          </w:p>
+        </w:tc>
+      </w:tr>
+      <w:tr>
+        <w:tc>
+          <w:tcPr>
+            <w:tcW w:type="dxa" w:w="3324"/>
+            <w:shd w:val="clear" w:fill="F7F8FA"/>
+          </w:tcPr>
+          <w:p>
+            <w:pPr>
+              <w:spacing w:before="40" w:after="40"/>
+            </w:pPr>
+            <w:r>
+              <w:rPr>
+                <w:sz w:val="20"/>
+              </w:rPr>
+              <w:t>Tra cứu tự động</w:t>
+            </w:r>
+          </w:p>
+        </w:tc>
+        <w:tc>
+          <w:tcPr>
+            <w:tcW w:type="dxa" w:w="3324"/>
+            <w:shd w:val="clear" w:fill="F7F8FA"/>
+          </w:tcPr>
+          <w:p>
+            <w:pPr>
+              <w:spacing w:before="40" w:after="40"/>
+            </w:pPr>
+            <w:r>
+              <w:rPr>
+                <w:b/>
+                <w:sz w:val="20"/>
+              </w:rPr>
+              <w:t>Luôn chạy</w:t>
+            </w:r>
+            <w:r>
+              <w:rPr>
+                <w:sz w:val="20"/>
+              </w:rPr>
+              <w:t xml:space="preserve"> sau khi kiểm tra thẻ thành công</w:t>
+            </w:r>
+          </w:p>
+        </w:tc>
+        <w:tc>
+          <w:tcPr>
+            <w:tcW w:type="dxa" w:w="3324"/>
+            <w:shd w:val="clear" w:fill="F7F8FA"/>
+          </w:tcPr>
+          <w:p>
+            <w:pPr>
+              <w:spacing w:before="40" w:after="40"/>
+            </w:pPr>
+            <w:r>
+              <w:rPr>
+                <w:sz w:val="20"/>
+              </w:rPr>
+              <w:t>Là hành vi mặc định mong muốn ở mọi bệnh viện</w:t>
             </w:r>
           </w:p>
         </w:tc>
@@ -9895,64 +10090,7 @@
         <w:jc w:val="both"/>
       </w:pPr>
       <w:r>
-        <w:rPr>
-          <w:b/>
-        </w:rPr>
-        <w:t>Đường dẫn API cố định trong code</w:t>
-      </w:r>
-      <w:r>
-        <w:t>, không đưa ra cấu hình:</w:t>
-      </w:r>
-    </w:p>
-    <w:tbl>
-      <w:tblPr>
-        <w:tblW w:type="auto" w:w="0"/>
-        <w:jc w:val="left"/>
-        <w:tblLook w:firstColumn="1" w:firstRow="1" w:lastColumn="0" w:lastRow="0" w:noHBand="0" w:noVBand="1" w:val="04A0"/>
-      </w:tblPr>
-      <w:tblGrid>
-        <w:gridCol w:w="9973"/>
-      </w:tblGrid>
-      <w:tr>
-        <w:tc>
-          <w:tcPr>
-            <w:tcW w:type="dxa" w:w="9973"/>
-            <w:shd w:val="clear" w:fill="F4F5F7"/>
-          </w:tcPr>
-          <w:p>
-            <w:pPr>
-              <w:spacing w:before="0" w:after="0" w:line="240" w:lineRule="auto"/>
-            </w:pPr>
-            <w:r>
-              <w:rPr>
-                <w:rFonts w:ascii="Consolas" w:hAnsi="Consolas" w:eastAsia="Consolas"/>
-                <w:sz w:val="18"/>
-              </w:rPr>
-              <w:t>api/TraCuuCCT/TraCuuTienMCCT</w:t>
-            </w:r>
-          </w:p>
-        </w:tc>
-      </w:tr>
-    </w:tbl>
-    <w:p/>
-    <w:p>
-      <w:pPr>
-        <w:spacing w:after="120"/>
-        <w:jc w:val="both"/>
-      </w:pPr>
-      <w:r>
-        <w:t xml:space="preserve">Đây là hằng số </w:t>
-      </w:r>
-      <w:r>
-        <w:rPr>
-          <w:rFonts w:ascii="Consolas" w:hAnsi="Consolas" w:eastAsia="Consolas"/>
-          <w:color w:val="A31D1D"/>
-          <w:sz w:val="19"/>
-        </w:rPr>
-        <w:t>API_MCCT</w:t>
-      </w:r>
-      <w:r>
-        <w:t xml:space="preserve"> trong lớp gọi API. Đường dẫn do cổng BHXH quy định, không thay đổi theo từng bệnh viện, nên không cần khai báo cấu hình — bớt một khoản phải thiết lập khi triển khai và loại luôn khả năng gõ sai.</w:t>
+        <w:t>Triển khai chỉ cần tài khoản và địa chỉ cổng vốn đã có sẵn — không phải khai báo thêm gì, cũng không có khả năng gõ sai key.</w:t>
       </w:r>
     </w:p>
     <w:p>
@@ -11231,18 +11369,6 @@
                 <w:rFonts w:ascii="Consolas" w:hAnsi="Consolas" w:eastAsia="Consolas"/>
                 <w:sz w:val="18"/>
               </w:rPr>
-              <w:t xml:space="preserve">             └─ nếu AUTO_CHECK_MCCT = 1</w:t>
-            </w:r>
-          </w:p>
-          <w:p>
-            <w:pPr>
-              <w:spacing w:before="0" w:after="0" w:line="240" w:lineRule="auto"/>
-            </w:pPr>
-            <w:r>
-              <w:rPr>
-                <w:rFonts w:ascii="Consolas" w:hAnsi="Consolas" w:eastAsia="Consolas"/>
-                <w:sz w:val="18"/>
-              </w:rPr>
               <w:t xml:space="preserve">                  │</w:t>
             </w:r>
           </w:p>
@@ -13147,20 +13273,6 @@
                 <w:sz w:val="19"/>
               </w:rPr>
               <w:t>heinGOVManager.Check()</w:t>
-            </w:r>
-            <w:r>
-              <w:rPr>
-                <w:sz w:val="20"/>
-              </w:rPr>
-              <w:t xml:space="preserve">, chạy khi </w:t>
-            </w:r>
-            <w:r>
-              <w:rPr>
-                <w:rFonts w:ascii="Consolas" w:hAnsi="Consolas" w:eastAsia="Consolas"/>
-                <w:color w:val="A31D1D"/>
-                <w:sz w:val="19"/>
-              </w:rPr>
-              <w:t>BHXHLoginCFG.IsAutoCheckMcct</w:t>
             </w:r>
           </w:p>
         </w:tc>
